--- a/.ai-workflow/work/tasks/현장방문대비/30 관리 산출물/개발/md2docx-styled/JSA-PF-ST-005_개발환경 셋업 가이드.docx
+++ b/.ai-workflow/work/tasks/현장방문대비/30 관리 산출물/개발/md2docx-styled/JSA-PF-ST-005_개발환경 셋업 가이드.docx
@@ -13,44 +13,94 @@
     <w:tbl>
       <w:tblPr>
         <w:tblStyle w:val="Table"/>
-        <w:tblW w:type="pct" w:w="5000"/>
+        <w:tblW w:w="9638" w:type="dxa"/>
+        <w:tblBorders>
+          <w:top w:val="single" w:sz="4" w:space="0" w:color="CDD1D5"/>
+          <w:left w:val="single" w:sz="4" w:space="0" w:color="CDD1D5"/>
+          <w:bottom w:val="single" w:sz="4" w:space="0" w:color="CDD1D5"/>
+          <w:right w:val="single" w:sz="4" w:space="0" w:color="CDD1D5"/>
+          <w:insideH w:val="single" w:sz="4" w:space="0" w:color="CDD1D5"/>
+          <w:insideV w:val="single" w:sz="4" w:space="0" w:color="CDD1D5"/>
+        </w:tblBorders>
         <w:tblLayout w:type="fixed"/>
+        <w:tblCellMar>
+          <w:top w:w="50" w:type="dxa"/>
+          <w:left w:w="100" w:type="dxa"/>
+          <w:bottom w:w="50" w:type="dxa"/>
+          <w:right w:w="100" w:type="dxa"/>
+        </w:tblCellMar>
         <w:tblLook w:firstRow="1" w:lastRow="0" w:firstColumn="0" w:lastColumn="0" w:noHBand="0" w:noVBand="0" w:val="0020"/>
       </w:tblPr>
       <w:tblGrid>
-        <w:gridCol w:w="1927"/>
-        <w:gridCol w:w="5992"/>
+        <w:gridCol w:w="2345"/>
+        <w:gridCol w:w="7293"/>
       </w:tblGrid>
       <w:tr>
         <w:trPr>
+          <w:cantSplit/>
           <w:tblHeader w:val="on"/>
         </w:trPr>
         <w:tc>
-          <w:tcPr/>
-          <w:p>
-            <w:pPr>
-              <w:pStyle w:val="Compact"/>
-            </w:pPr>
-            <w:r>
+          <w:tcPr>
+            <w:tcW w:w="2345" w:type="dxa"/>
+            <w:tcBorders>
+              <w:top w:val="single" w:sz="4" w:space="0" w:color="90A9C6"/>
+              <w:left w:val="single" w:sz="4" w:space="0" w:color="90A9C6"/>
+              <w:bottom w:val="single" w:sz="4" w:space="0" w:color="90A9C6"/>
+              <w:right w:val="single" w:sz="4" w:space="0" w:color="90A9C6"/>
+            </w:tcBorders>
+            <w:shd w:val="clear" w:color="auto" w:fill="D6E0EB"/>
+            <w:vAlign w:val="center"/>
+          </w:tcPr>
+          <w:p>
+            <w:pPr>
+              <w:pStyle w:val="Compact"/>
+            </w:pPr>
+            <w:r>
+              <w:rPr>
+                <w:b/>
+                <w:bCs/>
+                <w:color w:val="131416"/>
+              </w:rPr>
               <w:t xml:space="preserve">항목</w:t>
             </w:r>
           </w:p>
         </w:tc>
         <w:tc>
-          <w:tcPr/>
-          <w:p>
-            <w:pPr>
-              <w:pStyle w:val="Compact"/>
-            </w:pPr>
-            <w:r>
+          <w:tcPr>
+            <w:tcW w:w="7293" w:type="dxa"/>
+            <w:tcBorders>
+              <w:top w:val="single" w:sz="4" w:space="0" w:color="90A9C6"/>
+              <w:left w:val="single" w:sz="4" w:space="0" w:color="90A9C6"/>
+              <w:bottom w:val="single" w:sz="4" w:space="0" w:color="90A9C6"/>
+              <w:right w:val="single" w:sz="4" w:space="0" w:color="90A9C6"/>
+            </w:tcBorders>
+            <w:shd w:val="clear" w:color="auto" w:fill="D6E0EB"/>
+            <w:vAlign w:val="center"/>
+          </w:tcPr>
+          <w:p>
+            <w:pPr>
+              <w:pStyle w:val="Compact"/>
+            </w:pPr>
+            <w:r>
+              <w:rPr>
+                <w:b/>
+                <w:bCs/>
+                <w:color w:val="131416"/>
+              </w:rPr>
               <w:t xml:space="preserve">내용</w:t>
             </w:r>
           </w:p>
         </w:tc>
       </w:tr>
       <w:tr>
-        <w:tc>
-          <w:tcPr/>
+        <w:trPr>
+          <w:cantSplit/>
+        </w:trPr>
+        <w:tc>
+          <w:tcPr>
+            <w:tcW w:w="2345" w:type="dxa"/>
+          </w:tcPr>
           <w:p>
             <w:pPr>
               <w:pStyle w:val="Compact"/>
@@ -61,7 +111,9 @@
           </w:p>
         </w:tc>
         <w:tc>
-          <w:tcPr/>
+          <w:tcPr>
+            <w:tcW w:w="7293" w:type="dxa"/>
+          </w:tcPr>
           <w:p>
             <w:pPr>
               <w:pStyle w:val="Compact"/>
@@ -73,8 +125,13 @@
         </w:tc>
       </w:tr>
       <w:tr>
-        <w:tc>
-          <w:tcPr/>
+        <w:trPr>
+          <w:cantSplit/>
+        </w:trPr>
+        <w:tc>
+          <w:tcPr>
+            <w:tcW w:w="2345" w:type="dxa"/>
+          </w:tcPr>
           <w:p>
             <w:pPr>
               <w:pStyle w:val="Compact"/>
@@ -85,7 +142,9 @@
           </w:p>
         </w:tc>
         <w:tc>
-          <w:tcPr/>
+          <w:tcPr>
+            <w:tcW w:w="7293" w:type="dxa"/>
+          </w:tcPr>
           <w:p>
             <w:pPr>
               <w:pStyle w:val="Compact"/>
@@ -97,8 +156,13 @@
         </w:tc>
       </w:tr>
       <w:tr>
-        <w:tc>
-          <w:tcPr/>
+        <w:trPr>
+          <w:cantSplit/>
+        </w:trPr>
+        <w:tc>
+          <w:tcPr>
+            <w:tcW w:w="2345" w:type="dxa"/>
+          </w:tcPr>
           <w:p>
             <w:pPr>
               <w:pStyle w:val="Compact"/>
@@ -109,7 +173,9 @@
           </w:p>
         </w:tc>
         <w:tc>
-          <w:tcPr/>
+          <w:tcPr>
+            <w:tcW w:w="7293" w:type="dxa"/>
+          </w:tcPr>
           <w:p>
             <w:pPr>
               <w:pStyle w:val="Compact"/>
@@ -121,8 +187,13 @@
         </w:tc>
       </w:tr>
       <w:tr>
-        <w:tc>
-          <w:tcPr/>
+        <w:trPr>
+          <w:cantSplit/>
+        </w:trPr>
+        <w:tc>
+          <w:tcPr>
+            <w:tcW w:w="2345" w:type="dxa"/>
+          </w:tcPr>
           <w:p>
             <w:pPr>
               <w:pStyle w:val="Compact"/>
@@ -133,7 +204,9 @@
           </w:p>
         </w:tc>
         <w:tc>
-          <w:tcPr/>
+          <w:tcPr>
+            <w:tcW w:w="7293" w:type="dxa"/>
+          </w:tcPr>
           <w:p>
             <w:pPr>
               <w:pStyle w:val="Compact"/>
@@ -145,8 +218,13 @@
         </w:tc>
       </w:tr>
       <w:tr>
-        <w:tc>
-          <w:tcPr/>
+        <w:trPr>
+          <w:cantSplit/>
+        </w:trPr>
+        <w:tc>
+          <w:tcPr>
+            <w:tcW w:w="2345" w:type="dxa"/>
+          </w:tcPr>
           <w:p>
             <w:pPr>
               <w:pStyle w:val="Compact"/>
@@ -157,7 +235,9 @@
           </w:p>
         </w:tc>
         <w:tc>
-          <w:tcPr/>
+          <w:tcPr>
+            <w:tcW w:w="7293" w:type="dxa"/>
+          </w:tcPr>
           <w:p>
             <w:pPr>
               <w:pStyle w:val="Compact"/>
@@ -169,8 +249,13 @@
         </w:tc>
       </w:tr>
       <w:tr>
-        <w:tc>
-          <w:tcPr/>
+        <w:trPr>
+          <w:cantSplit/>
+        </w:trPr>
+        <w:tc>
+          <w:tcPr>
+            <w:tcW w:w="2345" w:type="dxa"/>
+          </w:tcPr>
           <w:p>
             <w:pPr>
               <w:pStyle w:val="Compact"/>
@@ -181,7 +266,9 @@
           </w:p>
         </w:tc>
         <w:tc>
-          <w:tcPr/>
+          <w:tcPr>
+            <w:tcW w:w="7293" w:type="dxa"/>
+          </w:tcPr>
           <w:p>
             <w:pPr>
               <w:pStyle w:val="Compact"/>
@@ -193,8 +280,13 @@
         </w:tc>
       </w:tr>
       <w:tr>
-        <w:tc>
-          <w:tcPr/>
+        <w:trPr>
+          <w:cantSplit/>
+        </w:trPr>
+        <w:tc>
+          <w:tcPr>
+            <w:tcW w:w="2345" w:type="dxa"/>
+          </w:tcPr>
           <w:p>
             <w:pPr>
               <w:pStyle w:val="Compact"/>
@@ -205,7 +297,9 @@
           </w:p>
         </w:tc>
         <w:tc>
-          <w:tcPr/>
+          <w:tcPr>
+            <w:tcW w:w="7293" w:type="dxa"/>
+          </w:tcPr>
           <w:p>
             <w:pPr>
               <w:pStyle w:val="Compact"/>
@@ -228,80 +322,175 @@
     <w:tbl>
       <w:tblPr>
         <w:tblStyle w:val="Table"/>
-        <w:tblW w:type="pct" w:w="5000"/>
+        <w:tblW w:w="9638" w:type="dxa"/>
+        <w:tblBorders>
+          <w:top w:val="single" w:sz="4" w:space="0" w:color="CDD1D5"/>
+          <w:left w:val="single" w:sz="4" w:space="0" w:color="CDD1D5"/>
+          <w:bottom w:val="single" w:sz="4" w:space="0" w:color="CDD1D5"/>
+          <w:right w:val="single" w:sz="4" w:space="0" w:color="CDD1D5"/>
+          <w:insideH w:val="single" w:sz="4" w:space="0" w:color="CDD1D5"/>
+          <w:insideV w:val="single" w:sz="4" w:space="0" w:color="CDD1D5"/>
+        </w:tblBorders>
         <w:tblLayout w:type="fixed"/>
+        <w:tblCellMar>
+          <w:top w:w="50" w:type="dxa"/>
+          <w:left w:w="100" w:type="dxa"/>
+          <w:bottom w:w="50" w:type="dxa"/>
+          <w:right w:w="100" w:type="dxa"/>
+        </w:tblCellMar>
         <w:tblLook w:firstRow="1" w:lastRow="0" w:firstColumn="0" w:lastColumn="0" w:noHBand="0" w:noVBand="0" w:val="0020"/>
       </w:tblPr>
       <w:tblGrid>
-        <w:gridCol w:w="1526"/>
-        <w:gridCol w:w="1622"/>
-        <w:gridCol w:w="1717"/>
-        <w:gridCol w:w="1526"/>
-        <w:gridCol w:w="1526"/>
+        <w:gridCol w:w="1858"/>
+        <w:gridCol w:w="1975"/>
+        <w:gridCol w:w="2090"/>
+        <w:gridCol w:w="1858"/>
+        <w:gridCol w:w="1857"/>
       </w:tblGrid>
       <w:tr>
         <w:trPr>
+          <w:cantSplit/>
           <w:tblHeader w:val="on"/>
         </w:trPr>
         <w:tc>
-          <w:tcPr/>
-          <w:p>
-            <w:pPr>
-              <w:pStyle w:val="Compact"/>
-            </w:pPr>
-            <w:r>
+          <w:tcPr>
+            <w:tcW w:w="1858" w:type="dxa"/>
+            <w:tcBorders>
+              <w:top w:val="single" w:sz="4" w:space="0" w:color="90A9C6"/>
+              <w:left w:val="single" w:sz="4" w:space="0" w:color="90A9C6"/>
+              <w:bottom w:val="single" w:sz="4" w:space="0" w:color="90A9C6"/>
+              <w:right w:val="single" w:sz="4" w:space="0" w:color="90A9C6"/>
+            </w:tcBorders>
+            <w:shd w:val="clear" w:color="auto" w:fill="D6E0EB"/>
+            <w:vAlign w:val="center"/>
+          </w:tcPr>
+          <w:p>
+            <w:pPr>
+              <w:pStyle w:val="Compact"/>
+            </w:pPr>
+            <w:r>
+              <w:rPr>
+                <w:b/>
+                <w:bCs/>
+                <w:color w:val="131416"/>
+              </w:rPr>
               <w:t xml:space="preserve">버전</w:t>
             </w:r>
           </w:p>
         </w:tc>
         <w:tc>
-          <w:tcPr/>
-          <w:p>
-            <w:pPr>
-              <w:pStyle w:val="Compact"/>
-            </w:pPr>
-            <w:r>
+          <w:tcPr>
+            <w:tcW w:w="1975" w:type="dxa"/>
+            <w:tcBorders>
+              <w:top w:val="single" w:sz="4" w:space="0" w:color="90A9C6"/>
+              <w:left w:val="single" w:sz="4" w:space="0" w:color="90A9C6"/>
+              <w:bottom w:val="single" w:sz="4" w:space="0" w:color="90A9C6"/>
+              <w:right w:val="single" w:sz="4" w:space="0" w:color="90A9C6"/>
+            </w:tcBorders>
+            <w:shd w:val="clear" w:color="auto" w:fill="D6E0EB"/>
+            <w:vAlign w:val="center"/>
+          </w:tcPr>
+          <w:p>
+            <w:pPr>
+              <w:pStyle w:val="Compact"/>
+            </w:pPr>
+            <w:r>
+              <w:rPr>
+                <w:b/>
+                <w:bCs/>
+                <w:color w:val="131416"/>
+              </w:rPr>
               <w:t xml:space="preserve">날짜</w:t>
             </w:r>
           </w:p>
         </w:tc>
         <w:tc>
-          <w:tcPr/>
-          <w:p>
-            <w:pPr>
-              <w:pStyle w:val="Compact"/>
-            </w:pPr>
-            <w:r>
+          <w:tcPr>
+            <w:tcW w:w="2090" w:type="dxa"/>
+            <w:tcBorders>
+              <w:top w:val="single" w:sz="4" w:space="0" w:color="90A9C6"/>
+              <w:left w:val="single" w:sz="4" w:space="0" w:color="90A9C6"/>
+              <w:bottom w:val="single" w:sz="4" w:space="0" w:color="90A9C6"/>
+              <w:right w:val="single" w:sz="4" w:space="0" w:color="90A9C6"/>
+            </w:tcBorders>
+            <w:shd w:val="clear" w:color="auto" w:fill="D6E0EB"/>
+            <w:vAlign w:val="center"/>
+          </w:tcPr>
+          <w:p>
+            <w:pPr>
+              <w:pStyle w:val="Compact"/>
+            </w:pPr>
+            <w:r>
+              <w:rPr>
+                <w:b/>
+                <w:bCs/>
+                <w:color w:val="131416"/>
+              </w:rPr>
               <w:t xml:space="preserve">변경 내용</w:t>
             </w:r>
           </w:p>
         </w:tc>
         <w:tc>
-          <w:tcPr/>
-          <w:p>
-            <w:pPr>
-              <w:pStyle w:val="Compact"/>
-            </w:pPr>
-            <w:r>
+          <w:tcPr>
+            <w:tcW w:w="1858" w:type="dxa"/>
+            <w:tcBorders>
+              <w:top w:val="single" w:sz="4" w:space="0" w:color="90A9C6"/>
+              <w:left w:val="single" w:sz="4" w:space="0" w:color="90A9C6"/>
+              <w:bottom w:val="single" w:sz="4" w:space="0" w:color="90A9C6"/>
+              <w:right w:val="single" w:sz="4" w:space="0" w:color="90A9C6"/>
+            </w:tcBorders>
+            <w:shd w:val="clear" w:color="auto" w:fill="D6E0EB"/>
+            <w:vAlign w:val="center"/>
+          </w:tcPr>
+          <w:p>
+            <w:pPr>
+              <w:pStyle w:val="Compact"/>
+            </w:pPr>
+            <w:r>
+              <w:rPr>
+                <w:b/>
+                <w:bCs/>
+                <w:color w:val="131416"/>
+              </w:rPr>
               <w:t xml:space="preserve">작성자</w:t>
             </w:r>
           </w:p>
         </w:tc>
         <w:tc>
-          <w:tcPr/>
-          <w:p>
-            <w:pPr>
-              <w:pStyle w:val="Compact"/>
-            </w:pPr>
-            <w:r>
+          <w:tcPr>
+            <w:tcW w:w="1857" w:type="dxa"/>
+            <w:tcBorders>
+              <w:top w:val="single" w:sz="4" w:space="0" w:color="90A9C6"/>
+              <w:left w:val="single" w:sz="4" w:space="0" w:color="90A9C6"/>
+              <w:bottom w:val="single" w:sz="4" w:space="0" w:color="90A9C6"/>
+              <w:right w:val="single" w:sz="4" w:space="0" w:color="90A9C6"/>
+            </w:tcBorders>
+            <w:shd w:val="clear" w:color="auto" w:fill="D6E0EB"/>
+            <w:vAlign w:val="center"/>
+          </w:tcPr>
+          <w:p>
+            <w:pPr>
+              <w:pStyle w:val="Compact"/>
+            </w:pPr>
+            <w:r>
+              <w:rPr>
+                <w:b/>
+                <w:bCs/>
+                <w:color w:val="131416"/>
+              </w:rPr>
               <w:t xml:space="preserve">승인자</w:t>
             </w:r>
           </w:p>
         </w:tc>
       </w:tr>
       <w:tr>
-        <w:tc>
-          <w:tcPr/>
+        <w:trPr>
+          <w:cantSplit/>
+        </w:trPr>
+        <w:tc>
+          <w:tcPr>
+            <w:tcW w:w="1858" w:type="dxa"/>
+          </w:tcPr>
           <w:p>
             <w:pPr>
               <w:pStyle w:val="Compact"/>
@@ -312,7 +501,9 @@
           </w:p>
         </w:tc>
         <w:tc>
-          <w:tcPr/>
+          <w:tcPr>
+            <w:tcW w:w="1975" w:type="dxa"/>
+          </w:tcPr>
           <w:p>
             <w:pPr>
               <w:pStyle w:val="Compact"/>
@@ -323,7 +514,9 @@
           </w:p>
         </w:tc>
         <w:tc>
-          <w:tcPr/>
+          <w:tcPr>
+            <w:tcW w:w="2090" w:type="dxa"/>
+          </w:tcPr>
           <w:p>
             <w:pPr>
               <w:pStyle w:val="Compact"/>
@@ -334,7 +527,9 @@
           </w:p>
         </w:tc>
         <w:tc>
-          <w:tcPr/>
+          <w:tcPr>
+            <w:tcW w:w="1858" w:type="dxa"/>
+          </w:tcPr>
           <w:p>
             <w:pPr>
               <w:pStyle w:val="Compact"/>
@@ -345,7 +540,9 @@
           </w:p>
         </w:tc>
         <w:tc>
-          <w:tcPr/>
+          <w:tcPr>
+            <w:tcW w:w="1857" w:type="dxa"/>
+          </w:tcPr>
           <w:p>
             <w:pPr>
               <w:pStyle w:val="Compact"/>
@@ -418,68 +615,148 @@
     <w:tbl>
       <w:tblPr>
         <w:tblStyle w:val="Table"/>
-        <w:tblW w:type="pct" w:w="5000"/>
+        <w:tblW w:w="9638" w:type="dxa"/>
+        <w:tblBorders>
+          <w:top w:val="single" w:sz="4" w:space="0" w:color="CDD1D5"/>
+          <w:left w:val="single" w:sz="4" w:space="0" w:color="CDD1D5"/>
+          <w:bottom w:val="single" w:sz="4" w:space="0" w:color="CDD1D5"/>
+          <w:right w:val="single" w:sz="4" w:space="0" w:color="CDD1D5"/>
+          <w:insideH w:val="single" w:sz="4" w:space="0" w:color="CDD1D5"/>
+          <w:insideV w:val="single" w:sz="4" w:space="0" w:color="CDD1D5"/>
+        </w:tblBorders>
         <w:tblLayout w:type="fixed"/>
+        <w:tblCellMar>
+          <w:top w:w="50" w:type="dxa"/>
+          <w:left w:w="100" w:type="dxa"/>
+          <w:bottom w:w="50" w:type="dxa"/>
+          <w:right w:w="100" w:type="dxa"/>
+        </w:tblCellMar>
         <w:tblLook w:firstRow="1" w:lastRow="0" w:firstColumn="0" w:lastColumn="0" w:noHBand="0" w:noVBand="0" w:val="0020"/>
       </w:tblPr>
       <w:tblGrid>
-        <w:gridCol w:w="1266"/>
-        <w:gridCol w:w="1357"/>
-        <w:gridCol w:w="1388"/>
-        <w:gridCol w:w="3908"/>
+        <w:gridCol w:w="1541"/>
+        <w:gridCol w:w="1652"/>
+        <w:gridCol w:w="1689"/>
+        <w:gridCol w:w="4756"/>
       </w:tblGrid>
       <w:tr>
         <w:trPr>
+          <w:cantSplit/>
           <w:tblHeader w:val="on"/>
         </w:trPr>
         <w:tc>
-          <w:tcPr/>
-          <w:p>
-            <w:pPr>
-              <w:pStyle w:val="Compact"/>
-            </w:pPr>
-            <w:r>
+          <w:tcPr>
+            <w:tcW w:w="1541" w:type="dxa"/>
+            <w:tcBorders>
+              <w:top w:val="single" w:sz="4" w:space="0" w:color="90A9C6"/>
+              <w:left w:val="single" w:sz="4" w:space="0" w:color="90A9C6"/>
+              <w:bottom w:val="single" w:sz="4" w:space="0" w:color="90A9C6"/>
+              <w:right w:val="single" w:sz="4" w:space="0" w:color="90A9C6"/>
+            </w:tcBorders>
+            <w:shd w:val="clear" w:color="auto" w:fill="D6E0EB"/>
+            <w:vAlign w:val="center"/>
+          </w:tcPr>
+          <w:p>
+            <w:pPr>
+              <w:pStyle w:val="Compact"/>
+            </w:pPr>
+            <w:r>
+              <w:rPr>
+                <w:b/>
+                <w:bCs/>
+                <w:color w:val="131416"/>
+              </w:rPr>
               <w:t xml:space="preserve">항목</w:t>
             </w:r>
           </w:p>
         </w:tc>
         <w:tc>
-          <w:tcPr/>
-          <w:p>
-            <w:pPr>
-              <w:pStyle w:val="Compact"/>
-            </w:pPr>
-            <w:r>
+          <w:tcPr>
+            <w:tcW w:w="1652" w:type="dxa"/>
+            <w:tcBorders>
+              <w:top w:val="single" w:sz="4" w:space="0" w:color="90A9C6"/>
+              <w:left w:val="single" w:sz="4" w:space="0" w:color="90A9C6"/>
+              <w:bottom w:val="single" w:sz="4" w:space="0" w:color="90A9C6"/>
+              <w:right w:val="single" w:sz="4" w:space="0" w:color="90A9C6"/>
+            </w:tcBorders>
+            <w:shd w:val="clear" w:color="auto" w:fill="D6E0EB"/>
+            <w:vAlign w:val="center"/>
+          </w:tcPr>
+          <w:p>
+            <w:pPr>
+              <w:pStyle w:val="Compact"/>
+            </w:pPr>
+            <w:r>
+              <w:rPr>
+                <w:b/>
+                <w:bCs/>
+                <w:color w:val="131416"/>
+              </w:rPr>
               <w:t xml:space="preserve">버전</w:t>
             </w:r>
           </w:p>
         </w:tc>
         <w:tc>
-          <w:tcPr/>
-          <w:p>
-            <w:pPr>
-              <w:pStyle w:val="Compact"/>
-            </w:pPr>
-            <w:r>
+          <w:tcPr>
+            <w:tcW w:w="1689" w:type="dxa"/>
+            <w:tcBorders>
+              <w:top w:val="single" w:sz="4" w:space="0" w:color="90A9C6"/>
+              <w:left w:val="single" w:sz="4" w:space="0" w:color="90A9C6"/>
+              <w:bottom w:val="single" w:sz="4" w:space="0" w:color="90A9C6"/>
+              <w:right w:val="single" w:sz="4" w:space="0" w:color="90A9C6"/>
+            </w:tcBorders>
+            <w:shd w:val="clear" w:color="auto" w:fill="D6E0EB"/>
+            <w:vAlign w:val="center"/>
+          </w:tcPr>
+          <w:p>
+            <w:pPr>
+              <w:pStyle w:val="Compact"/>
+            </w:pPr>
+            <w:r>
+              <w:rPr>
+                <w:b/>
+                <w:bCs/>
+                <w:color w:val="131416"/>
+              </w:rPr>
               <w:t xml:space="preserve">대상</w:t>
             </w:r>
           </w:p>
         </w:tc>
         <w:tc>
-          <w:tcPr/>
-          <w:p>
-            <w:pPr>
-              <w:pStyle w:val="Compact"/>
-            </w:pPr>
-            <w:r>
+          <w:tcPr>
+            <w:tcW w:w="4756" w:type="dxa"/>
+            <w:tcBorders>
+              <w:top w:val="single" w:sz="4" w:space="0" w:color="90A9C6"/>
+              <w:left w:val="single" w:sz="4" w:space="0" w:color="90A9C6"/>
+              <w:bottom w:val="single" w:sz="4" w:space="0" w:color="90A9C6"/>
+              <w:right w:val="single" w:sz="4" w:space="0" w:color="90A9C6"/>
+            </w:tcBorders>
+            <w:shd w:val="clear" w:color="auto" w:fill="D6E0EB"/>
+            <w:vAlign w:val="center"/>
+          </w:tcPr>
+          <w:p>
+            <w:pPr>
+              <w:pStyle w:val="Compact"/>
+            </w:pPr>
+            <w:r>
+              <w:rPr>
+                <w:b/>
+                <w:bCs/>
+                <w:color w:val="131416"/>
+              </w:rPr>
               <w:t xml:space="preserve">설치 방법</w:t>
             </w:r>
           </w:p>
         </w:tc>
       </w:tr>
       <w:tr>
-        <w:tc>
-          <w:tcPr/>
+        <w:trPr>
+          <w:cantSplit/>
+        </w:trPr>
+        <w:tc>
+          <w:tcPr>
+            <w:tcW w:w="1541" w:type="dxa"/>
+          </w:tcPr>
           <w:p>
             <w:pPr>
               <w:pStyle w:val="Compact"/>
@@ -490,7 +767,9 @@
           </w:p>
         </w:tc>
         <w:tc>
-          <w:tcPr/>
+          <w:tcPr>
+            <w:tcW w:w="1652" w:type="dxa"/>
+          </w:tcPr>
           <w:p>
             <w:pPr>
               <w:pStyle w:val="Compact"/>
@@ -501,7 +780,9 @@
           </w:p>
         </w:tc>
         <w:tc>
-          <w:tcPr/>
+          <w:tcPr>
+            <w:tcW w:w="1689" w:type="dxa"/>
+          </w:tcPr>
           <w:p>
             <w:pPr>
               <w:pStyle w:val="Compact"/>
@@ -512,7 +793,9 @@
           </w:p>
         </w:tc>
         <w:tc>
-          <w:tcPr/>
+          <w:tcPr>
+            <w:tcW w:w="4756" w:type="dxa"/>
+          </w:tcPr>
           <w:p>
             <w:pPr>
               <w:pStyle w:val="Compact"/>
@@ -524,8 +807,13 @@
         </w:tc>
       </w:tr>
       <w:tr>
-        <w:tc>
-          <w:tcPr/>
+        <w:trPr>
+          <w:cantSplit/>
+        </w:trPr>
+        <w:tc>
+          <w:tcPr>
+            <w:tcW w:w="1541" w:type="dxa"/>
+          </w:tcPr>
           <w:p>
             <w:pPr>
               <w:pStyle w:val="Compact"/>
@@ -536,7 +824,9 @@
           </w:p>
         </w:tc>
         <w:tc>
-          <w:tcPr/>
+          <w:tcPr>
+            <w:tcW w:w="1652" w:type="dxa"/>
+          </w:tcPr>
           <w:p>
             <w:pPr>
               <w:pStyle w:val="Compact"/>
@@ -547,7 +837,9 @@
           </w:p>
         </w:tc>
         <w:tc>
-          <w:tcPr/>
+          <w:tcPr>
+            <w:tcW w:w="1689" w:type="dxa"/>
+          </w:tcPr>
           <w:p>
             <w:pPr>
               <w:pStyle w:val="Compact"/>
@@ -558,7 +850,9 @@
           </w:p>
         </w:tc>
         <w:tc>
-          <w:tcPr/>
+          <w:tcPr>
+            <w:tcW w:w="4756" w:type="dxa"/>
+          </w:tcPr>
           <w:p>
             <w:pPr>
               <w:pStyle w:val="Compact"/>
@@ -600,8 +894,13 @@
         </w:tc>
       </w:tr>
       <w:tr>
-        <w:tc>
-          <w:tcPr/>
+        <w:trPr>
+          <w:cantSplit/>
+        </w:trPr>
+        <w:tc>
+          <w:tcPr>
+            <w:tcW w:w="1541" w:type="dxa"/>
+          </w:tcPr>
           <w:p>
             <w:pPr>
               <w:pStyle w:val="Compact"/>
@@ -612,7 +911,9 @@
           </w:p>
         </w:tc>
         <w:tc>
-          <w:tcPr/>
+          <w:tcPr>
+            <w:tcW w:w="1652" w:type="dxa"/>
+          </w:tcPr>
           <w:p>
             <w:pPr>
               <w:pStyle w:val="Compact"/>
@@ -623,7 +924,9 @@
           </w:p>
         </w:tc>
         <w:tc>
-          <w:tcPr/>
+          <w:tcPr>
+            <w:tcW w:w="1689" w:type="dxa"/>
+          </w:tcPr>
           <w:p>
             <w:pPr>
               <w:pStyle w:val="Compact"/>
@@ -634,7 +937,9 @@
           </w:p>
         </w:tc>
         <w:tc>
-          <w:tcPr/>
+          <w:tcPr>
+            <w:tcW w:w="4756" w:type="dxa"/>
+          </w:tcPr>
           <w:p>
             <w:pPr>
               <w:pStyle w:val="Compact"/>
@@ -721,8 +1026,13 @@
         </w:tc>
       </w:tr>
       <w:tr>
-        <w:tc>
-          <w:tcPr/>
+        <w:trPr>
+          <w:cantSplit/>
+        </w:trPr>
+        <w:tc>
+          <w:tcPr>
+            <w:tcW w:w="1541" w:type="dxa"/>
+          </w:tcPr>
           <w:p>
             <w:pPr>
               <w:pStyle w:val="Compact"/>
@@ -733,7 +1043,9 @@
           </w:p>
         </w:tc>
         <w:tc>
-          <w:tcPr/>
+          <w:tcPr>
+            <w:tcW w:w="1652" w:type="dxa"/>
+          </w:tcPr>
           <w:p>
             <w:pPr>
               <w:pStyle w:val="Compact"/>
@@ -744,7 +1056,9 @@
           </w:p>
         </w:tc>
         <w:tc>
-          <w:tcPr/>
+          <w:tcPr>
+            <w:tcW w:w="1689" w:type="dxa"/>
+          </w:tcPr>
           <w:p>
             <w:pPr>
               <w:pStyle w:val="Compact"/>
@@ -758,7 +1072,9 @@
           </w:p>
         </w:tc>
         <w:tc>
-          <w:tcPr/>
+          <w:tcPr>
+            <w:tcW w:w="4756" w:type="dxa"/>
+          </w:tcPr>
           <w:p>
             <w:pPr>
               <w:pStyle w:val="Compact"/>
@@ -779,8 +1095,13 @@
         </w:tc>
       </w:tr>
       <w:tr>
-        <w:tc>
-          <w:tcPr/>
+        <w:trPr>
+          <w:cantSplit/>
+        </w:trPr>
+        <w:tc>
+          <w:tcPr>
+            <w:tcW w:w="1541" w:type="dxa"/>
+          </w:tcPr>
           <w:p>
             <w:pPr>
               <w:pStyle w:val="Compact"/>
@@ -791,7 +1112,9 @@
           </w:p>
         </w:tc>
         <w:tc>
-          <w:tcPr/>
+          <w:tcPr>
+            <w:tcW w:w="1652" w:type="dxa"/>
+          </w:tcPr>
           <w:p>
             <w:pPr>
               <w:pStyle w:val="Compact"/>
@@ -802,7 +1125,9 @@
           </w:p>
         </w:tc>
         <w:tc>
-          <w:tcPr/>
+          <w:tcPr>
+            <w:tcW w:w="1689" w:type="dxa"/>
+          </w:tcPr>
           <w:p>
             <w:pPr>
               <w:pStyle w:val="Compact"/>
@@ -816,7 +1141,9 @@
           </w:p>
         </w:tc>
         <w:tc>
-          <w:tcPr/>
+          <w:tcPr>
+            <w:tcW w:w="4756" w:type="dxa"/>
+          </w:tcPr>
           <w:p>
             <w:pPr>
               <w:pStyle w:val="Compact"/>
@@ -843,8 +1170,13 @@
         </w:tc>
       </w:tr>
       <w:tr>
-        <w:tc>
-          <w:tcPr/>
+        <w:trPr>
+          <w:cantSplit/>
+        </w:trPr>
+        <w:tc>
+          <w:tcPr>
+            <w:tcW w:w="1541" w:type="dxa"/>
+          </w:tcPr>
           <w:p>
             <w:pPr>
               <w:pStyle w:val="Compact"/>
@@ -855,7 +1187,9 @@
           </w:p>
         </w:tc>
         <w:tc>
-          <w:tcPr/>
+          <w:tcPr>
+            <w:tcW w:w="1652" w:type="dxa"/>
+          </w:tcPr>
           <w:p>
             <w:pPr>
               <w:pStyle w:val="Compact"/>
@@ -866,7 +1200,9 @@
           </w:p>
         </w:tc>
         <w:tc>
-          <w:tcPr/>
+          <w:tcPr>
+            <w:tcW w:w="1689" w:type="dxa"/>
+          </w:tcPr>
           <w:p>
             <w:pPr>
               <w:pStyle w:val="Compact"/>
@@ -877,7 +1213,9 @@
           </w:p>
         </w:tc>
         <w:tc>
-          <w:tcPr/>
+          <w:tcPr>
+            <w:tcW w:w="4756" w:type="dxa"/>
+          </w:tcPr>
           <w:p>
             <w:pPr>
               <w:pStyle w:val="Compact"/>
@@ -919,8 +1257,13 @@
         </w:tc>
       </w:tr>
       <w:tr>
-        <w:tc>
-          <w:tcPr/>
+        <w:trPr>
+          <w:cantSplit/>
+        </w:trPr>
+        <w:tc>
+          <w:tcPr>
+            <w:tcW w:w="1541" w:type="dxa"/>
+          </w:tcPr>
           <w:p>
             <w:pPr>
               <w:pStyle w:val="Compact"/>
@@ -931,7 +1274,9 @@
           </w:p>
         </w:tc>
         <w:tc>
-          <w:tcPr/>
+          <w:tcPr>
+            <w:tcW w:w="1652" w:type="dxa"/>
+          </w:tcPr>
           <w:p>
             <w:pPr>
               <w:pStyle w:val="Compact"/>
@@ -945,7 +1290,9 @@
           </w:p>
         </w:tc>
         <w:tc>
-          <w:tcPr/>
+          <w:tcPr>
+            <w:tcW w:w="1689" w:type="dxa"/>
+          </w:tcPr>
           <w:p>
             <w:pPr>
               <w:pStyle w:val="Compact"/>
@@ -959,7 +1306,9 @@
           </w:p>
         </w:tc>
         <w:tc>
-          <w:tcPr/>
+          <w:tcPr>
+            <w:tcW w:w="4756" w:type="dxa"/>
+          </w:tcPr>
           <w:p>
             <w:pPr>
               <w:pStyle w:val="Compact"/>
@@ -971,8 +1320,13 @@
         </w:tc>
       </w:tr>
       <w:tr>
-        <w:tc>
-          <w:tcPr/>
+        <w:trPr>
+          <w:cantSplit/>
+        </w:trPr>
+        <w:tc>
+          <w:tcPr>
+            <w:tcW w:w="1541" w:type="dxa"/>
+          </w:tcPr>
           <w:p>
             <w:pPr>
               <w:pStyle w:val="Compact"/>
@@ -983,7 +1337,9 @@
           </w:p>
         </w:tc>
         <w:tc>
-          <w:tcPr/>
+          <w:tcPr>
+            <w:tcW w:w="1652" w:type="dxa"/>
+          </w:tcPr>
           <w:p>
             <w:pPr>
               <w:pStyle w:val="Compact"/>
@@ -997,7 +1353,9 @@
           </w:p>
         </w:tc>
         <w:tc>
-          <w:tcPr/>
+          <w:tcPr>
+            <w:tcW w:w="1689" w:type="dxa"/>
+          </w:tcPr>
           <w:p>
             <w:pPr>
               <w:pStyle w:val="Compact"/>
@@ -1011,7 +1369,9 @@
           </w:p>
         </w:tc>
         <w:tc>
-          <w:tcPr/>
+          <w:tcPr>
+            <w:tcW w:w="4756" w:type="dxa"/>
+          </w:tcPr>
           <w:p>
             <w:pPr>
               <w:pStyle w:val="Compact"/>
@@ -1023,8 +1383,13 @@
         </w:tc>
       </w:tr>
       <w:tr>
-        <w:tc>
-          <w:tcPr/>
+        <w:trPr>
+          <w:cantSplit/>
+        </w:trPr>
+        <w:tc>
+          <w:tcPr>
+            <w:tcW w:w="1541" w:type="dxa"/>
+          </w:tcPr>
           <w:p>
             <w:pPr>
               <w:pStyle w:val="Compact"/>
@@ -1035,7 +1400,9 @@
           </w:p>
         </w:tc>
         <w:tc>
-          <w:tcPr/>
+          <w:tcPr>
+            <w:tcW w:w="1652" w:type="dxa"/>
+          </w:tcPr>
           <w:p>
             <w:pPr>
               <w:pStyle w:val="Compact"/>
@@ -1046,7 +1413,9 @@
           </w:p>
         </w:tc>
         <w:tc>
-          <w:tcPr/>
+          <w:tcPr>
+            <w:tcW w:w="1689" w:type="dxa"/>
+          </w:tcPr>
           <w:p>
             <w:pPr>
               <w:pStyle w:val="Compact"/>
@@ -1072,7 +1441,9 @@
           </w:p>
         </w:tc>
         <w:tc>
-          <w:tcPr/>
+          <w:tcPr>
+            <w:tcW w:w="4756" w:type="dxa"/>
+          </w:tcPr>
           <w:p>
             <w:pPr>
               <w:pStyle w:val="Compact"/>
@@ -1093,8 +1464,13 @@
         </w:tc>
       </w:tr>
       <w:tr>
-        <w:tc>
-          <w:tcPr/>
+        <w:trPr>
+          <w:cantSplit/>
+        </w:trPr>
+        <w:tc>
+          <w:tcPr>
+            <w:tcW w:w="1541" w:type="dxa"/>
+          </w:tcPr>
           <w:p>
             <w:pPr>
               <w:pStyle w:val="Compact"/>
@@ -1105,7 +1481,9 @@
           </w:p>
         </w:tc>
         <w:tc>
-          <w:tcPr/>
+          <w:tcPr>
+            <w:tcW w:w="1652" w:type="dxa"/>
+          </w:tcPr>
           <w:p>
             <w:pPr>
               <w:pStyle w:val="Compact"/>
@@ -1116,7 +1494,9 @@
           </w:p>
         </w:tc>
         <w:tc>
-          <w:tcPr/>
+          <w:tcPr>
+            <w:tcW w:w="1689" w:type="dxa"/>
+          </w:tcPr>
           <w:p>
             <w:pPr>
               <w:pStyle w:val="Compact"/>
@@ -1130,7 +1510,9 @@
           </w:p>
         </w:tc>
         <w:tc>
-          <w:tcPr/>
+          <w:tcPr>
+            <w:tcW w:w="4756" w:type="dxa"/>
+          </w:tcPr>
           <w:p>
             <w:pPr>
               <w:pStyle w:val="Compact"/>
@@ -1151,8 +1533,13 @@
         </w:tc>
       </w:tr>
       <w:tr>
-        <w:tc>
-          <w:tcPr/>
+        <w:trPr>
+          <w:cantSplit/>
+        </w:trPr>
+        <w:tc>
+          <w:tcPr>
+            <w:tcW w:w="1541" w:type="dxa"/>
+          </w:tcPr>
           <w:p>
             <w:pPr>
               <w:pStyle w:val="Compact"/>
@@ -1163,7 +1550,9 @@
           </w:p>
         </w:tc>
         <w:tc>
-          <w:tcPr/>
+          <w:tcPr>
+            <w:tcW w:w="1652" w:type="dxa"/>
+          </w:tcPr>
           <w:p>
             <w:pPr>
               <w:pStyle w:val="Compact"/>
@@ -1174,7 +1563,9 @@
           </w:p>
         </w:tc>
         <w:tc>
-          <w:tcPr/>
+          <w:tcPr>
+            <w:tcW w:w="1689" w:type="dxa"/>
+          </w:tcPr>
           <w:p>
             <w:pPr>
               <w:pStyle w:val="Compact"/>
@@ -1188,7 +1579,9 @@
           </w:p>
         </w:tc>
         <w:tc>
-          <w:tcPr/>
+          <w:tcPr>
+            <w:tcW w:w="4756" w:type="dxa"/>
+          </w:tcPr>
           <w:p>
             <w:pPr>
               <w:pStyle w:val="Compact"/>
@@ -1272,8 +1665,13 @@
         </w:tc>
       </w:tr>
       <w:tr>
-        <w:tc>
-          <w:tcPr/>
+        <w:trPr>
+          <w:cantSplit/>
+        </w:trPr>
+        <w:tc>
+          <w:tcPr>
+            <w:tcW w:w="1541" w:type="dxa"/>
+          </w:tcPr>
           <w:p>
             <w:pPr>
               <w:pStyle w:val="Compact"/>
@@ -1284,7 +1682,9 @@
           </w:p>
         </w:tc>
         <w:tc>
-          <w:tcPr/>
+          <w:tcPr>
+            <w:tcW w:w="1652" w:type="dxa"/>
+          </w:tcPr>
           <w:p>
             <w:pPr>
               <w:pStyle w:val="Compact"/>
@@ -1295,7 +1695,9 @@
           </w:p>
         </w:tc>
         <w:tc>
-          <w:tcPr/>
+          <w:tcPr>
+            <w:tcW w:w="1689" w:type="dxa"/>
+          </w:tcPr>
           <w:p>
             <w:pPr>
               <w:pStyle w:val="Compact"/>
@@ -1321,7 +1723,9 @@
           </w:p>
         </w:tc>
         <w:tc>
-          <w:tcPr/>
+          <w:tcPr>
+            <w:tcW w:w="4756" w:type="dxa"/>
+          </w:tcPr>
           <w:p>
             <w:pPr>
               <w:pStyle w:val="Compact"/>
@@ -1351,8 +1755,13 @@
         </w:tc>
       </w:tr>
       <w:tr>
-        <w:tc>
-          <w:tcPr/>
+        <w:trPr>
+          <w:cantSplit/>
+        </w:trPr>
+        <w:tc>
+          <w:tcPr>
+            <w:tcW w:w="1541" w:type="dxa"/>
+          </w:tcPr>
           <w:p>
             <w:pPr>
               <w:pStyle w:val="Compact"/>
@@ -1363,7 +1772,9 @@
           </w:p>
         </w:tc>
         <w:tc>
-          <w:tcPr/>
+          <w:tcPr>
+            <w:tcW w:w="1652" w:type="dxa"/>
+          </w:tcPr>
           <w:p>
             <w:pPr>
               <w:pStyle w:val="Compact"/>
@@ -1383,7 +1794,9 @@
           </w:p>
         </w:tc>
         <w:tc>
-          <w:tcPr/>
+          <w:tcPr>
+            <w:tcW w:w="1689" w:type="dxa"/>
+          </w:tcPr>
           <w:p>
             <w:pPr>
               <w:pStyle w:val="Compact"/>
@@ -1397,7 +1810,9 @@
           </w:p>
         </w:tc>
         <w:tc>
-          <w:tcPr/>
+          <w:tcPr>
+            <w:tcW w:w="4756" w:type="dxa"/>
+          </w:tcPr>
           <w:p>
             <w:pPr>
               <w:pStyle w:val="Compact"/>
@@ -1442,8 +1857,13 @@
         </w:tc>
       </w:tr>
       <w:tr>
-        <w:tc>
-          <w:tcPr/>
+        <w:trPr>
+          <w:cantSplit/>
+        </w:trPr>
+        <w:tc>
+          <w:tcPr>
+            <w:tcW w:w="1541" w:type="dxa"/>
+          </w:tcPr>
           <w:p>
             <w:pPr>
               <w:pStyle w:val="Compact"/>
@@ -1454,7 +1874,9 @@
           </w:p>
         </w:tc>
         <w:tc>
-          <w:tcPr/>
+          <w:tcPr>
+            <w:tcW w:w="1652" w:type="dxa"/>
+          </w:tcPr>
           <w:p>
             <w:pPr>
               <w:pStyle w:val="Compact"/>
@@ -1465,7 +1887,9 @@
           </w:p>
         </w:tc>
         <w:tc>
-          <w:tcPr/>
+          <w:tcPr>
+            <w:tcW w:w="1689" w:type="dxa"/>
+          </w:tcPr>
           <w:p>
             <w:pPr>
               <w:pStyle w:val="Compact"/>
@@ -1479,7 +1903,9 @@
           </w:p>
         </w:tc>
         <w:tc>
-          <w:tcPr/>
+          <w:tcPr>
+            <w:tcW w:w="4756" w:type="dxa"/>
+          </w:tcPr>
           <w:p>
             <w:pPr>
               <w:pStyle w:val="Compact"/>
@@ -1500,8 +1926,13 @@
         </w:tc>
       </w:tr>
       <w:tr>
-        <w:tc>
-          <w:tcPr/>
+        <w:trPr>
+          <w:cantSplit/>
+        </w:trPr>
+        <w:tc>
+          <w:tcPr>
+            <w:tcW w:w="1541" w:type="dxa"/>
+          </w:tcPr>
           <w:p>
             <w:pPr>
               <w:pStyle w:val="Compact"/>
@@ -1512,7 +1943,9 @@
           </w:p>
         </w:tc>
         <w:tc>
-          <w:tcPr/>
+          <w:tcPr>
+            <w:tcW w:w="1652" w:type="dxa"/>
+          </w:tcPr>
           <w:p>
             <w:pPr>
               <w:pStyle w:val="Compact"/>
@@ -1523,7 +1956,9 @@
           </w:p>
         </w:tc>
         <w:tc>
-          <w:tcPr/>
+          <w:tcPr>
+            <w:tcW w:w="1689" w:type="dxa"/>
+          </w:tcPr>
           <w:p>
             <w:pPr>
               <w:pStyle w:val="Compact"/>
@@ -1537,7 +1972,9 @@
           </w:p>
         </w:tc>
         <w:tc>
-          <w:tcPr/>
+          <w:tcPr>
+            <w:tcW w:w="4756" w:type="dxa"/>
+          </w:tcPr>
           <w:p>
             <w:pPr>
               <w:pStyle w:val="Compact"/>
@@ -1568,6 +2005,10 @@
     <w:p>
       <w:pPr>
         <w:pStyle w:val="SourceCode"/>
+        <w:pBdr>
+          <w:left w:val="single" w:sz="18" w:space="6" w:color="8A949E"/>
+        </w:pBdr>
+        <w:shd w:val="clear" w:color="auto" w:fill="F4F5F6"/>
       </w:pPr>
       <w:r>
         <w:rPr>
@@ -1620,6 +2061,10 @@
     <w:p>
       <w:pPr>
         <w:pStyle w:val="SourceCode"/>
+        <w:pBdr>
+          <w:left w:val="single" w:sz="18" w:space="6" w:color="8A949E"/>
+        </w:pBdr>
+        <w:shd w:val="clear" w:color="auto" w:fill="F4F5F6"/>
       </w:pPr>
       <w:r>
         <w:rPr>
@@ -1656,6 +2101,10 @@
     <w:p>
       <w:pPr>
         <w:pStyle w:val="SourceCode"/>
+        <w:pBdr>
+          <w:left w:val="single" w:sz="18" w:space="6" w:color="8A949E"/>
+        </w:pBdr>
+        <w:shd w:val="clear" w:color="auto" w:fill="F4F5F6"/>
       </w:pPr>
       <w:r>
         <w:rPr>
@@ -1930,6 +2379,10 @@
     <w:p>
       <w:pPr>
         <w:pStyle w:val="SourceCode"/>
+        <w:pBdr>
+          <w:left w:val="single" w:sz="18" w:space="6" w:color="8A949E"/>
+        </w:pBdr>
+        <w:shd w:val="clear" w:color="auto" w:fill="F4F5F6"/>
       </w:pPr>
       <w:r>
         <w:rPr>
@@ -2107,6 +2560,10 @@
     <w:p>
       <w:pPr>
         <w:pStyle w:val="SourceCode"/>
+        <w:pBdr>
+          <w:left w:val="single" w:sz="18" w:space="6" w:color="8A949E"/>
+        </w:pBdr>
+        <w:shd w:val="clear" w:color="auto" w:fill="F4F5F6"/>
       </w:pPr>
       <w:r>
         <w:rPr>
@@ -2680,6 +3137,10 @@
     <w:p>
       <w:pPr>
         <w:pStyle w:val="SourceCode"/>
+        <w:pBdr>
+          <w:left w:val="single" w:sz="18" w:space="6" w:color="8A949E"/>
+        </w:pBdr>
+        <w:shd w:val="clear" w:color="auto" w:fill="F4F5F6"/>
       </w:pPr>
       <w:r>
         <w:rPr>
@@ -3019,6 +3480,10 @@
     <w:p>
       <w:pPr>
         <w:pStyle w:val="SourceCode"/>
+        <w:pBdr>
+          <w:left w:val="single" w:sz="18" w:space="6" w:color="8A949E"/>
+        </w:pBdr>
+        <w:shd w:val="clear" w:color="auto" w:fill="F4F5F6"/>
       </w:pPr>
       <w:r>
         <w:rPr>
@@ -3062,6 +3527,10 @@
     <w:p>
       <w:pPr>
         <w:pStyle w:val="SourceCode"/>
+        <w:pBdr>
+          <w:left w:val="single" w:sz="18" w:space="6" w:color="8A949E"/>
+        </w:pBdr>
+        <w:shd w:val="clear" w:color="auto" w:fill="F4F5F6"/>
       </w:pPr>
       <w:r>
         <w:rPr>
@@ -3246,6 +3715,10 @@
           <w:ilvl w:val="0"/>
           <w:numId w:val="1000"/>
         </w:numPr>
+        <w:pBdr>
+          <w:left w:val="single" w:sz="18" w:space="6" w:color="8A949E"/>
+        </w:pBdr>
+        <w:shd w:val="clear" w:color="auto" w:fill="F4F5F6"/>
       </w:pPr>
       <w:r>
         <w:rPr>
@@ -3309,46 +3782,96 @@
     <w:tbl>
       <w:tblPr>
         <w:tblStyle w:val="Table"/>
-        <w:tblW w:type="pct" w:w="5000"/>
+        <w:tblW w:w="9638" w:type="dxa"/>
         <w:jc w:val="left"/>
         <w:tblInd w:w="720" w:type="dxa"/>
+        <w:tblBorders>
+          <w:top w:val="single" w:sz="4" w:space="0" w:color="CDD1D5"/>
+          <w:left w:val="single" w:sz="4" w:space="0" w:color="CDD1D5"/>
+          <w:bottom w:val="single" w:sz="4" w:space="0" w:color="CDD1D5"/>
+          <w:right w:val="single" w:sz="4" w:space="0" w:color="CDD1D5"/>
+          <w:insideH w:val="single" w:sz="4" w:space="0" w:color="CDD1D5"/>
+          <w:insideV w:val="single" w:sz="4" w:space="0" w:color="CDD1D5"/>
+        </w:tblBorders>
         <w:tblLayout w:type="fixed"/>
+        <w:tblCellMar>
+          <w:top w:w="50" w:type="dxa"/>
+          <w:left w:w="100" w:type="dxa"/>
+          <w:bottom w:w="50" w:type="dxa"/>
+          <w:right w:w="100" w:type="dxa"/>
+        </w:tblCellMar>
         <w:tblLook w:firstRow="1" w:lastRow="0" w:firstColumn="0" w:lastColumn="0" w:noHBand="0" w:noVBand="0" w:val="0020"/>
       </w:tblPr>
       <w:tblGrid>
-        <w:gridCol w:w="1795"/>
-        <w:gridCol w:w="6124"/>
+        <w:gridCol w:w="2185"/>
+        <w:gridCol w:w="7453"/>
       </w:tblGrid>
       <w:tr>
         <w:trPr>
+          <w:cantSplit/>
           <w:tblHeader w:val="on"/>
         </w:trPr>
         <w:tc>
-          <w:tcPr/>
-          <w:p>
-            <w:pPr>
-              <w:pStyle w:val="Compact"/>
-            </w:pPr>
-            <w:r>
+          <w:tcPr>
+            <w:tcW w:w="2185" w:type="dxa"/>
+            <w:tcBorders>
+              <w:top w:val="single" w:sz="4" w:space="0" w:color="90A9C6"/>
+              <w:left w:val="single" w:sz="4" w:space="0" w:color="90A9C6"/>
+              <w:bottom w:val="single" w:sz="4" w:space="0" w:color="90A9C6"/>
+              <w:right w:val="single" w:sz="4" w:space="0" w:color="90A9C6"/>
+            </w:tcBorders>
+            <w:shd w:val="clear" w:color="auto" w:fill="D6E0EB"/>
+            <w:vAlign w:val="center"/>
+          </w:tcPr>
+          <w:p>
+            <w:pPr>
+              <w:pStyle w:val="Compact"/>
+            </w:pPr>
+            <w:r>
+              <w:rPr>
+                <w:b/>
+                <w:bCs/>
+                <w:color w:val="131416"/>
+              </w:rPr>
               <w:t xml:space="preserve">영역</w:t>
             </w:r>
           </w:p>
         </w:tc>
         <w:tc>
-          <w:tcPr/>
-          <w:p>
-            <w:pPr>
-              <w:pStyle w:val="Compact"/>
-            </w:pPr>
-            <w:r>
+          <w:tcPr>
+            <w:tcW w:w="7453" w:type="dxa"/>
+            <w:tcBorders>
+              <w:top w:val="single" w:sz="4" w:space="0" w:color="90A9C6"/>
+              <w:left w:val="single" w:sz="4" w:space="0" w:color="90A9C6"/>
+              <w:bottom w:val="single" w:sz="4" w:space="0" w:color="90A9C6"/>
+              <w:right w:val="single" w:sz="4" w:space="0" w:color="90A9C6"/>
+            </w:tcBorders>
+            <w:shd w:val="clear" w:color="auto" w:fill="D6E0EB"/>
+            <w:vAlign w:val="center"/>
+          </w:tcPr>
+          <w:p>
+            <w:pPr>
+              <w:pStyle w:val="Compact"/>
+            </w:pPr>
+            <w:r>
+              <w:rPr>
+                <w:b/>
+                <w:bCs/>
+                <w:color w:val="131416"/>
+              </w:rPr>
               <w:t xml:space="preserve">명령</w:t>
             </w:r>
           </w:p>
         </w:tc>
       </w:tr>
       <w:tr>
-        <w:tc>
-          <w:tcPr/>
+        <w:trPr>
+          <w:cantSplit/>
+        </w:trPr>
+        <w:tc>
+          <w:tcPr>
+            <w:tcW w:w="2185" w:type="dxa"/>
+          </w:tcPr>
           <w:p>
             <w:pPr>
               <w:pStyle w:val="Compact"/>
@@ -3359,7 +3882,9 @@
           </w:p>
         </w:tc>
         <w:tc>
-          <w:tcPr/>
+          <w:tcPr>
+            <w:tcW w:w="7453" w:type="dxa"/>
+          </w:tcPr>
           <w:p>
             <w:pPr>
               <w:pStyle w:val="Compact"/>
@@ -3374,8 +3899,13 @@
         </w:tc>
       </w:tr>
       <w:tr>
-        <w:tc>
-          <w:tcPr/>
+        <w:trPr>
+          <w:cantSplit/>
+        </w:trPr>
+        <w:tc>
+          <w:tcPr>
+            <w:tcW w:w="2185" w:type="dxa"/>
+          </w:tcPr>
           <w:p>
             <w:pPr>
               <w:pStyle w:val="Compact"/>
@@ -3386,7 +3916,9 @@
           </w:p>
         </w:tc>
         <w:tc>
-          <w:tcPr/>
+          <w:tcPr>
+            <w:tcW w:w="7453" w:type="dxa"/>
+          </w:tcPr>
           <w:p>
             <w:pPr>
               <w:pStyle w:val="Compact"/>
@@ -3401,8 +3933,13 @@
         </w:tc>
       </w:tr>
       <w:tr>
-        <w:tc>
-          <w:tcPr/>
+        <w:trPr>
+          <w:cantSplit/>
+        </w:trPr>
+        <w:tc>
+          <w:tcPr>
+            <w:tcW w:w="2185" w:type="dxa"/>
+          </w:tcPr>
           <w:p>
             <w:pPr>
               <w:pStyle w:val="Compact"/>
@@ -3413,7 +3950,9 @@
           </w:p>
         </w:tc>
         <w:tc>
-          <w:tcPr/>
+          <w:tcPr>
+            <w:tcW w:w="7453" w:type="dxa"/>
+          </w:tcPr>
           <w:p>
             <w:pPr>
               <w:pStyle w:val="Compact"/>
@@ -3428,8 +3967,13 @@
         </w:tc>
       </w:tr>
       <w:tr>
-        <w:tc>
-          <w:tcPr/>
+        <w:trPr>
+          <w:cantSplit/>
+        </w:trPr>
+        <w:tc>
+          <w:tcPr>
+            <w:tcW w:w="2185" w:type="dxa"/>
+          </w:tcPr>
           <w:p>
             <w:pPr>
               <w:pStyle w:val="Compact"/>
@@ -3440,7 +3984,9 @@
           </w:p>
         </w:tc>
         <w:tc>
-          <w:tcPr/>
+          <w:tcPr>
+            <w:tcW w:w="7453" w:type="dxa"/>
+          </w:tcPr>
           <w:p>
             <w:pPr>
               <w:pStyle w:val="Compact"/>
@@ -3461,8 +4007,13 @@
         </w:tc>
       </w:tr>
       <w:tr>
-        <w:tc>
-          <w:tcPr/>
+        <w:trPr>
+          <w:cantSplit/>
+        </w:trPr>
+        <w:tc>
+          <w:tcPr>
+            <w:tcW w:w="2185" w:type="dxa"/>
+          </w:tcPr>
           <w:p>
             <w:pPr>
               <w:pStyle w:val="Compact"/>
@@ -3473,7 +4024,9 @@
           </w:p>
         </w:tc>
         <w:tc>
-          <w:tcPr/>
+          <w:tcPr>
+            <w:tcW w:w="7453" w:type="dxa"/>
+          </w:tcPr>
           <w:p>
             <w:pPr>
               <w:pStyle w:val="Compact"/>
@@ -3488,8 +4041,13 @@
         </w:tc>
       </w:tr>
       <w:tr>
-        <w:tc>
-          <w:tcPr/>
+        <w:trPr>
+          <w:cantSplit/>
+        </w:trPr>
+        <w:tc>
+          <w:tcPr>
+            <w:tcW w:w="2185" w:type="dxa"/>
+          </w:tcPr>
           <w:p>
             <w:pPr>
               <w:pStyle w:val="Compact"/>
@@ -3500,7 +4058,9 @@
           </w:p>
         </w:tc>
         <w:tc>
-          <w:tcPr/>
+          <w:tcPr>
+            <w:tcW w:w="7453" w:type="dxa"/>
+          </w:tcPr>
           <w:p>
             <w:pPr>
               <w:pStyle w:val="Compact"/>
@@ -3649,46 +4209,96 @@
     <w:tbl>
       <w:tblPr>
         <w:tblStyle w:val="Table"/>
-        <w:tblW w:type="pct" w:w="5000"/>
+        <w:tblW w:w="9638" w:type="dxa"/>
         <w:jc w:val="left"/>
         <w:tblInd w:w="720" w:type="dxa"/>
+        <w:tblBorders>
+          <w:top w:val="single" w:sz="4" w:space="0" w:color="CDD1D5"/>
+          <w:left w:val="single" w:sz="4" w:space="0" w:color="CDD1D5"/>
+          <w:bottom w:val="single" w:sz="4" w:space="0" w:color="CDD1D5"/>
+          <w:right w:val="single" w:sz="4" w:space="0" w:color="CDD1D5"/>
+          <w:insideH w:val="single" w:sz="4" w:space="0" w:color="CDD1D5"/>
+          <w:insideV w:val="single" w:sz="4" w:space="0" w:color="CDD1D5"/>
+        </w:tblBorders>
         <w:tblLayout w:type="fixed"/>
+        <w:tblCellMar>
+          <w:top w:w="50" w:type="dxa"/>
+          <w:left w:w="100" w:type="dxa"/>
+          <w:bottom w:w="50" w:type="dxa"/>
+          <w:right w:w="100" w:type="dxa"/>
+        </w:tblCellMar>
         <w:tblLook w:firstRow="1" w:lastRow="0" w:firstColumn="0" w:lastColumn="0" w:noHBand="0" w:noVBand="0" w:val="0020"/>
       </w:tblPr>
       <w:tblGrid>
-        <w:gridCol w:w="3461"/>
-        <w:gridCol w:w="4458"/>
+        <w:gridCol w:w="4212"/>
+        <w:gridCol w:w="5426"/>
       </w:tblGrid>
       <w:tr>
         <w:trPr>
+          <w:cantSplit/>
           <w:tblHeader w:val="on"/>
         </w:trPr>
         <w:tc>
-          <w:tcPr/>
-          <w:p>
-            <w:pPr>
-              <w:pStyle w:val="Compact"/>
-            </w:pPr>
-            <w:r>
+          <w:tcPr>
+            <w:tcW w:w="4212" w:type="dxa"/>
+            <w:tcBorders>
+              <w:top w:val="single" w:sz="4" w:space="0" w:color="90A9C6"/>
+              <w:left w:val="single" w:sz="4" w:space="0" w:color="90A9C6"/>
+              <w:bottom w:val="single" w:sz="4" w:space="0" w:color="90A9C6"/>
+              <w:right w:val="single" w:sz="4" w:space="0" w:color="90A9C6"/>
+            </w:tcBorders>
+            <w:shd w:val="clear" w:color="auto" w:fill="D6E0EB"/>
+            <w:vAlign w:val="center"/>
+          </w:tcPr>
+          <w:p>
+            <w:pPr>
+              <w:pStyle w:val="Compact"/>
+            </w:pPr>
+            <w:r>
+              <w:rPr>
+                <w:b/>
+                <w:bCs/>
+                <w:color w:val="131416"/>
+              </w:rPr>
               <w:t xml:space="preserve">영역</w:t>
             </w:r>
           </w:p>
         </w:tc>
         <w:tc>
-          <w:tcPr/>
-          <w:p>
-            <w:pPr>
-              <w:pStyle w:val="Compact"/>
-            </w:pPr>
-            <w:r>
+          <w:tcPr>
+            <w:tcW w:w="5426" w:type="dxa"/>
+            <w:tcBorders>
+              <w:top w:val="single" w:sz="4" w:space="0" w:color="90A9C6"/>
+              <w:left w:val="single" w:sz="4" w:space="0" w:color="90A9C6"/>
+              <w:bottom w:val="single" w:sz="4" w:space="0" w:color="90A9C6"/>
+              <w:right w:val="single" w:sz="4" w:space="0" w:color="90A9C6"/>
+            </w:tcBorders>
+            <w:shd w:val="clear" w:color="auto" w:fill="D6E0EB"/>
+            <w:vAlign w:val="center"/>
+          </w:tcPr>
+          <w:p>
+            <w:pPr>
+              <w:pStyle w:val="Compact"/>
+            </w:pPr>
+            <w:r>
+              <w:rPr>
+                <w:b/>
+                <w:bCs/>
+                <w:color w:val="131416"/>
+              </w:rPr>
               <w:t xml:space="preserve">명령</w:t>
             </w:r>
           </w:p>
         </w:tc>
       </w:tr>
       <w:tr>
-        <w:tc>
-          <w:tcPr/>
+        <w:trPr>
+          <w:cantSplit/>
+        </w:trPr>
+        <w:tc>
+          <w:tcPr>
+            <w:tcW w:w="4212" w:type="dxa"/>
+          </w:tcPr>
           <w:p>
             <w:pPr>
               <w:pStyle w:val="Compact"/>
@@ -3699,7 +4309,9 @@
           </w:p>
         </w:tc>
         <w:tc>
-          <w:tcPr/>
+          <w:tcPr>
+            <w:tcW w:w="5426" w:type="dxa"/>
+          </w:tcPr>
           <w:p>
             <w:pPr>
               <w:pStyle w:val="Compact"/>
@@ -3732,8 +4344,13 @@
         </w:tc>
       </w:tr>
       <w:tr>
-        <w:tc>
-          <w:tcPr/>
+        <w:trPr>
+          <w:cantSplit/>
+        </w:trPr>
+        <w:tc>
+          <w:tcPr>
+            <w:tcW w:w="4212" w:type="dxa"/>
+          </w:tcPr>
           <w:p>
             <w:pPr>
               <w:pStyle w:val="Compact"/>
@@ -3744,7 +4361,9 @@
           </w:p>
         </w:tc>
         <w:tc>
-          <w:tcPr/>
+          <w:tcPr>
+            <w:tcW w:w="5426" w:type="dxa"/>
+          </w:tcPr>
           <w:p>
             <w:pPr>
               <w:pStyle w:val="Compact"/>
@@ -3777,8 +4396,13 @@
         </w:tc>
       </w:tr>
       <w:tr>
-        <w:tc>
-          <w:tcPr/>
+        <w:trPr>
+          <w:cantSplit/>
+        </w:trPr>
+        <w:tc>
+          <w:tcPr>
+            <w:tcW w:w="4212" w:type="dxa"/>
+          </w:tcPr>
           <w:p>
             <w:pPr>
               <w:pStyle w:val="Compact"/>
@@ -3789,7 +4413,9 @@
           </w:p>
         </w:tc>
         <w:tc>
-          <w:tcPr/>
+          <w:tcPr>
+            <w:tcW w:w="5426" w:type="dxa"/>
+          </w:tcPr>
           <w:p>
             <w:pPr>
               <w:pStyle w:val="Compact"/>
@@ -3831,8 +4457,13 @@
         </w:tc>
       </w:tr>
       <w:tr>
-        <w:tc>
-          <w:tcPr/>
+        <w:trPr>
+          <w:cantSplit/>
+        </w:trPr>
+        <w:tc>
+          <w:tcPr>
+            <w:tcW w:w="4212" w:type="dxa"/>
+          </w:tcPr>
           <w:p>
             <w:pPr>
               <w:pStyle w:val="Compact"/>
@@ -3843,7 +4474,9 @@
           </w:p>
         </w:tc>
         <w:tc>
-          <w:tcPr/>
+          <w:tcPr>
+            <w:tcW w:w="5426" w:type="dxa"/>
+          </w:tcPr>
           <w:p>
             <w:pPr>
               <w:pStyle w:val="Compact"/>
@@ -3876,8 +4509,13 @@
         </w:tc>
       </w:tr>
       <w:tr>
-        <w:tc>
-          <w:tcPr/>
+        <w:trPr>
+          <w:cantSplit/>
+        </w:trPr>
+        <w:tc>
+          <w:tcPr>
+            <w:tcW w:w="4212" w:type="dxa"/>
+          </w:tcPr>
           <w:p>
             <w:pPr>
               <w:pStyle w:val="Compact"/>
@@ -3903,7 +4541,9 @@
           </w:p>
         </w:tc>
         <w:tc>
-          <w:tcPr/>
+          <w:tcPr>
+            <w:tcW w:w="5426" w:type="dxa"/>
+          </w:tcPr>
           <w:p>
             <w:pPr>
               <w:pStyle w:val="Compact"/>
@@ -3918,8 +4558,13 @@
         </w:tc>
       </w:tr>
       <w:tr>
-        <w:tc>
-          <w:tcPr/>
+        <w:trPr>
+          <w:cantSplit/>
+        </w:trPr>
+        <w:tc>
+          <w:tcPr>
+            <w:tcW w:w="4212" w:type="dxa"/>
+          </w:tcPr>
           <w:p>
             <w:pPr>
               <w:pStyle w:val="Compact"/>
@@ -3930,7 +4575,9 @@
           </w:p>
         </w:tc>
         <w:tc>
-          <w:tcPr/>
+          <w:tcPr>
+            <w:tcW w:w="5426" w:type="dxa"/>
+          </w:tcPr>
           <w:p>
             <w:pPr>
               <w:pStyle w:val="Compact"/>
@@ -4005,46 +4652,96 @@
     <w:tbl>
       <w:tblPr>
         <w:tblStyle w:val="Table"/>
-        <w:tblW w:type="pct" w:w="5000"/>
+        <w:tblW w:w="9638" w:type="dxa"/>
         <w:jc w:val="left"/>
         <w:tblInd w:w="720" w:type="dxa"/>
+        <w:tblBorders>
+          <w:top w:val="single" w:sz="4" w:space="0" w:color="CDD1D5"/>
+          <w:left w:val="single" w:sz="4" w:space="0" w:color="CDD1D5"/>
+          <w:bottom w:val="single" w:sz="4" w:space="0" w:color="CDD1D5"/>
+          <w:right w:val="single" w:sz="4" w:space="0" w:color="CDD1D5"/>
+          <w:insideH w:val="single" w:sz="4" w:space="0" w:color="CDD1D5"/>
+          <w:insideV w:val="single" w:sz="4" w:space="0" w:color="CDD1D5"/>
+        </w:tblBorders>
         <w:tblLayout w:type="fixed"/>
+        <w:tblCellMar>
+          <w:top w:w="50" w:type="dxa"/>
+          <w:left w:w="100" w:type="dxa"/>
+          <w:bottom w:w="50" w:type="dxa"/>
+          <w:right w:w="100" w:type="dxa"/>
+        </w:tblCellMar>
         <w:tblLook w:firstRow="1" w:lastRow="0" w:firstColumn="0" w:lastColumn="0" w:noHBand="0" w:noVBand="0" w:val="0020"/>
       </w:tblPr>
       <w:tblGrid>
-        <w:gridCol w:w="2633"/>
-        <w:gridCol w:w="5286"/>
+        <w:gridCol w:w="3205"/>
+        <w:gridCol w:w="6433"/>
       </w:tblGrid>
       <w:tr>
         <w:trPr>
+          <w:cantSplit/>
           <w:tblHeader w:val="on"/>
         </w:trPr>
         <w:tc>
-          <w:tcPr/>
-          <w:p>
-            <w:pPr>
-              <w:pStyle w:val="Compact"/>
-            </w:pPr>
-            <w:r>
+          <w:tcPr>
+            <w:tcW w:w="3205" w:type="dxa"/>
+            <w:tcBorders>
+              <w:top w:val="single" w:sz="4" w:space="0" w:color="90A9C6"/>
+              <w:left w:val="single" w:sz="4" w:space="0" w:color="90A9C6"/>
+              <w:bottom w:val="single" w:sz="4" w:space="0" w:color="90A9C6"/>
+              <w:right w:val="single" w:sz="4" w:space="0" w:color="90A9C6"/>
+            </w:tcBorders>
+            <w:shd w:val="clear" w:color="auto" w:fill="D6E0EB"/>
+            <w:vAlign w:val="center"/>
+          </w:tcPr>
+          <w:p>
+            <w:pPr>
+              <w:pStyle w:val="Compact"/>
+            </w:pPr>
+            <w:r>
+              <w:rPr>
+                <w:b/>
+                <w:bCs/>
+                <w:color w:val="131416"/>
+              </w:rPr>
               <w:t xml:space="preserve">영역</w:t>
             </w:r>
           </w:p>
         </w:tc>
         <w:tc>
-          <w:tcPr/>
-          <w:p>
-            <w:pPr>
-              <w:pStyle w:val="Compact"/>
-            </w:pPr>
-            <w:r>
+          <w:tcPr>
+            <w:tcW w:w="6433" w:type="dxa"/>
+            <w:tcBorders>
+              <w:top w:val="single" w:sz="4" w:space="0" w:color="90A9C6"/>
+              <w:left w:val="single" w:sz="4" w:space="0" w:color="90A9C6"/>
+              <w:bottom w:val="single" w:sz="4" w:space="0" w:color="90A9C6"/>
+              <w:right w:val="single" w:sz="4" w:space="0" w:color="90A9C6"/>
+            </w:tcBorders>
+            <w:shd w:val="clear" w:color="auto" w:fill="D6E0EB"/>
+            <w:vAlign w:val="center"/>
+          </w:tcPr>
+          <w:p>
+            <w:pPr>
+              <w:pStyle w:val="Compact"/>
+            </w:pPr>
+            <w:r>
+              <w:rPr>
+                <w:b/>
+                <w:bCs/>
+                <w:color w:val="131416"/>
+              </w:rPr>
               <w:t xml:space="preserve">명령</w:t>
             </w:r>
           </w:p>
         </w:tc>
       </w:tr>
       <w:tr>
-        <w:tc>
-          <w:tcPr/>
+        <w:trPr>
+          <w:cantSplit/>
+        </w:trPr>
+        <w:tc>
+          <w:tcPr>
+            <w:tcW w:w="3205" w:type="dxa"/>
+          </w:tcPr>
           <w:p>
             <w:pPr>
               <w:pStyle w:val="Compact"/>
@@ -4055,7 +4752,9 @@
           </w:p>
         </w:tc>
         <w:tc>
-          <w:tcPr/>
+          <w:tcPr>
+            <w:tcW w:w="6433" w:type="dxa"/>
+          </w:tcPr>
           <w:p>
             <w:pPr>
               <w:pStyle w:val="Compact"/>
@@ -4070,8 +4769,13 @@
         </w:tc>
       </w:tr>
       <w:tr>
-        <w:tc>
-          <w:tcPr/>
+        <w:trPr>
+          <w:cantSplit/>
+        </w:trPr>
+        <w:tc>
+          <w:tcPr>
+            <w:tcW w:w="3205" w:type="dxa"/>
+          </w:tcPr>
           <w:p>
             <w:pPr>
               <w:pStyle w:val="Compact"/>
@@ -4082,7 +4786,9 @@
           </w:p>
         </w:tc>
         <w:tc>
-          <w:tcPr/>
+          <w:tcPr>
+            <w:tcW w:w="6433" w:type="dxa"/>
+          </w:tcPr>
           <w:p>
             <w:pPr>
               <w:pStyle w:val="Compact"/>
@@ -4115,8 +4821,13 @@
         </w:tc>
       </w:tr>
       <w:tr>
-        <w:tc>
-          <w:tcPr/>
+        <w:trPr>
+          <w:cantSplit/>
+        </w:trPr>
+        <w:tc>
+          <w:tcPr>
+            <w:tcW w:w="3205" w:type="dxa"/>
+          </w:tcPr>
           <w:p>
             <w:pPr>
               <w:pStyle w:val="Compact"/>
@@ -4127,7 +4838,9 @@
           </w:p>
         </w:tc>
         <w:tc>
-          <w:tcPr/>
+          <w:tcPr>
+            <w:tcW w:w="6433" w:type="dxa"/>
+          </w:tcPr>
           <w:p>
             <w:pPr>
               <w:pStyle w:val="Compact"/>
@@ -4166,8 +4879,13 @@
         </w:tc>
       </w:tr>
       <w:tr>
-        <w:tc>
-          <w:tcPr/>
+        <w:trPr>
+          <w:cantSplit/>
+        </w:trPr>
+        <w:tc>
+          <w:tcPr>
+            <w:tcW w:w="3205" w:type="dxa"/>
+          </w:tcPr>
           <w:p>
             <w:pPr>
               <w:pStyle w:val="Compact"/>
@@ -4178,7 +4896,9 @@
           </w:p>
         </w:tc>
         <w:tc>
-          <w:tcPr/>
+          <w:tcPr>
+            <w:tcW w:w="6433" w:type="dxa"/>
+          </w:tcPr>
           <w:p>
             <w:pPr>
               <w:pStyle w:val="Compact"/>
@@ -4204,56 +4924,121 @@
     <w:tbl>
       <w:tblPr>
         <w:tblStyle w:val="Table"/>
-        <w:tblW w:type="pct" w:w="5000"/>
+        <w:tblW w:w="9638" w:type="dxa"/>
+        <w:tblBorders>
+          <w:top w:val="single" w:sz="4" w:space="0" w:color="CDD1D5"/>
+          <w:left w:val="single" w:sz="4" w:space="0" w:color="CDD1D5"/>
+          <w:bottom w:val="single" w:sz="4" w:space="0" w:color="CDD1D5"/>
+          <w:right w:val="single" w:sz="4" w:space="0" w:color="CDD1D5"/>
+          <w:insideH w:val="single" w:sz="4" w:space="0" w:color="CDD1D5"/>
+          <w:insideV w:val="single" w:sz="4" w:space="0" w:color="CDD1D5"/>
+        </w:tblBorders>
         <w:tblLayout w:type="fixed"/>
+        <w:tblCellMar>
+          <w:top w:w="50" w:type="dxa"/>
+          <w:left w:w="100" w:type="dxa"/>
+          <w:bottom w:w="50" w:type="dxa"/>
+          <w:right w:w="100" w:type="dxa"/>
+        </w:tblCellMar>
         <w:tblLook w:firstRow="1" w:lastRow="0" w:firstColumn="0" w:lastColumn="0" w:noHBand="0" w:noVBand="0" w:val="0020"/>
       </w:tblPr>
       <w:tblGrid>
-        <w:gridCol w:w="2497"/>
-        <w:gridCol w:w="2695"/>
-        <w:gridCol w:w="2727"/>
+        <w:gridCol w:w="3039"/>
+        <w:gridCol w:w="3280"/>
+        <w:gridCol w:w="3319"/>
       </w:tblGrid>
       <w:tr>
         <w:trPr>
+          <w:cantSplit/>
           <w:tblHeader w:val="on"/>
         </w:trPr>
         <w:tc>
-          <w:tcPr/>
-          <w:p>
-            <w:pPr>
-              <w:pStyle w:val="Compact"/>
-            </w:pPr>
-            <w:r>
+          <w:tcPr>
+            <w:tcW w:w="3039" w:type="dxa"/>
+            <w:tcBorders>
+              <w:top w:val="single" w:sz="4" w:space="0" w:color="90A9C6"/>
+              <w:left w:val="single" w:sz="4" w:space="0" w:color="90A9C6"/>
+              <w:bottom w:val="single" w:sz="4" w:space="0" w:color="90A9C6"/>
+              <w:right w:val="single" w:sz="4" w:space="0" w:color="90A9C6"/>
+            </w:tcBorders>
+            <w:shd w:val="clear" w:color="auto" w:fill="D6E0EB"/>
+            <w:vAlign w:val="center"/>
+          </w:tcPr>
+          <w:p>
+            <w:pPr>
+              <w:pStyle w:val="Compact"/>
+            </w:pPr>
+            <w:r>
+              <w:rPr>
+                <w:b/>
+                <w:bCs/>
+                <w:color w:val="131416"/>
+              </w:rPr>
               <w:t xml:space="preserve">증상</w:t>
             </w:r>
           </w:p>
         </w:tc>
         <w:tc>
-          <w:tcPr/>
-          <w:p>
-            <w:pPr>
-              <w:pStyle w:val="Compact"/>
-            </w:pPr>
-            <w:r>
+          <w:tcPr>
+            <w:tcW w:w="3280" w:type="dxa"/>
+            <w:tcBorders>
+              <w:top w:val="single" w:sz="4" w:space="0" w:color="90A9C6"/>
+              <w:left w:val="single" w:sz="4" w:space="0" w:color="90A9C6"/>
+              <w:bottom w:val="single" w:sz="4" w:space="0" w:color="90A9C6"/>
+              <w:right w:val="single" w:sz="4" w:space="0" w:color="90A9C6"/>
+            </w:tcBorders>
+            <w:shd w:val="clear" w:color="auto" w:fill="D6E0EB"/>
+            <w:vAlign w:val="center"/>
+          </w:tcPr>
+          <w:p>
+            <w:pPr>
+              <w:pStyle w:val="Compact"/>
+            </w:pPr>
+            <w:r>
+              <w:rPr>
+                <w:b/>
+                <w:bCs/>
+                <w:color w:val="131416"/>
+              </w:rPr>
               <w:t xml:space="preserve">원인</w:t>
             </w:r>
           </w:p>
         </w:tc>
         <w:tc>
-          <w:tcPr/>
-          <w:p>
-            <w:pPr>
-              <w:pStyle w:val="Compact"/>
-            </w:pPr>
-            <w:r>
+          <w:tcPr>
+            <w:tcW w:w="3319" w:type="dxa"/>
+            <w:tcBorders>
+              <w:top w:val="single" w:sz="4" w:space="0" w:color="90A9C6"/>
+              <w:left w:val="single" w:sz="4" w:space="0" w:color="90A9C6"/>
+              <w:bottom w:val="single" w:sz="4" w:space="0" w:color="90A9C6"/>
+              <w:right w:val="single" w:sz="4" w:space="0" w:color="90A9C6"/>
+            </w:tcBorders>
+            <w:shd w:val="clear" w:color="auto" w:fill="D6E0EB"/>
+            <w:vAlign w:val="center"/>
+          </w:tcPr>
+          <w:p>
+            <w:pPr>
+              <w:pStyle w:val="Compact"/>
+            </w:pPr>
+            <w:r>
+              <w:rPr>
+                <w:b/>
+                <w:bCs/>
+                <w:color w:val="131416"/>
+              </w:rPr>
               <w:t xml:space="preserve">해결</w:t>
             </w:r>
           </w:p>
         </w:tc>
       </w:tr>
       <w:tr>
-        <w:tc>
-          <w:tcPr/>
+        <w:trPr>
+          <w:cantSplit/>
+        </w:trPr>
+        <w:tc>
+          <w:tcPr>
+            <w:tcW w:w="3039" w:type="dxa"/>
+          </w:tcPr>
           <w:p>
             <w:pPr>
               <w:pStyle w:val="Compact"/>
@@ -4264,7 +5049,9 @@
           </w:p>
         </w:tc>
         <w:tc>
-          <w:tcPr/>
+          <w:tcPr>
+            <w:tcW w:w="3280" w:type="dxa"/>
+          </w:tcPr>
           <w:p>
             <w:pPr>
               <w:pStyle w:val="Compact"/>
@@ -4275,7 +5062,9 @@
           </w:p>
         </w:tc>
         <w:tc>
-          <w:tcPr/>
+          <w:tcPr>
+            <w:tcW w:w="3319" w:type="dxa"/>
+          </w:tcPr>
           <w:p>
             <w:pPr>
               <w:pStyle w:val="Compact"/>
@@ -4296,8 +5085,13 @@
         </w:tc>
       </w:tr>
       <w:tr>
-        <w:tc>
-          <w:tcPr/>
+        <w:trPr>
+          <w:cantSplit/>
+        </w:trPr>
+        <w:tc>
+          <w:tcPr>
+            <w:tcW w:w="3039" w:type="dxa"/>
+          </w:tcPr>
           <w:p>
             <w:pPr>
               <w:pStyle w:val="Compact"/>
@@ -4332,7 +5126,9 @@
           </w:p>
         </w:tc>
         <w:tc>
-          <w:tcPr/>
+          <w:tcPr>
+            <w:tcW w:w="3280" w:type="dxa"/>
+          </w:tcPr>
           <w:p>
             <w:pPr>
               <w:pStyle w:val="Compact"/>
@@ -4343,7 +5139,9 @@
           </w:p>
         </w:tc>
         <w:tc>
-          <w:tcPr/>
+          <w:tcPr>
+            <w:tcW w:w="3319" w:type="dxa"/>
+          </w:tcPr>
           <w:p>
             <w:pPr>
               <w:pStyle w:val="Compact"/>
@@ -4385,8 +5183,13 @@
         </w:tc>
       </w:tr>
       <w:tr>
-        <w:tc>
-          <w:tcPr/>
+        <w:trPr>
+          <w:cantSplit/>
+        </w:trPr>
+        <w:tc>
+          <w:tcPr>
+            <w:tcW w:w="3039" w:type="dxa"/>
+          </w:tcPr>
           <w:p>
             <w:pPr>
               <w:pStyle w:val="Compact"/>
@@ -4397,7 +5200,9 @@
           </w:p>
         </w:tc>
         <w:tc>
-          <w:tcPr/>
+          <w:tcPr>
+            <w:tcW w:w="3280" w:type="dxa"/>
+          </w:tcPr>
           <w:p>
             <w:pPr>
               <w:pStyle w:val="Compact"/>
@@ -4417,7 +5222,9 @@
           </w:p>
         </w:tc>
         <w:tc>
-          <w:tcPr/>
+          <w:tcPr>
+            <w:tcW w:w="3319" w:type="dxa"/>
+          </w:tcPr>
           <w:p>
             <w:pPr>
               <w:pStyle w:val="Compact"/>
@@ -4510,8 +5317,13 @@
         </w:tc>
       </w:tr>
       <w:tr>
-        <w:tc>
-          <w:tcPr/>
+        <w:trPr>
+          <w:cantSplit/>
+        </w:trPr>
+        <w:tc>
+          <w:tcPr>
+            <w:tcW w:w="3039" w:type="dxa"/>
+          </w:tcPr>
           <w:p>
             <w:pPr>
               <w:pStyle w:val="Compact"/>
@@ -4522,7 +5334,9 @@
           </w:p>
         </w:tc>
         <w:tc>
-          <w:tcPr/>
+          <w:tcPr>
+            <w:tcW w:w="3280" w:type="dxa"/>
+          </w:tcPr>
           <w:p>
             <w:pPr>
               <w:pStyle w:val="Compact"/>
@@ -4548,7 +5362,9 @@
           </w:p>
         </w:tc>
         <w:tc>
-          <w:tcPr/>
+          <w:tcPr>
+            <w:tcW w:w="3319" w:type="dxa"/>
+          </w:tcPr>
           <w:p>
             <w:pPr>
               <w:pStyle w:val="Compact"/>
@@ -4563,8 +5379,13 @@
         </w:tc>
       </w:tr>
       <w:tr>
-        <w:tc>
-          <w:tcPr/>
+        <w:trPr>
+          <w:cantSplit/>
+        </w:trPr>
+        <w:tc>
+          <w:tcPr>
+            <w:tcW w:w="3039" w:type="dxa"/>
+          </w:tcPr>
           <w:p>
             <w:pPr>
               <w:pStyle w:val="Compact"/>
@@ -4575,7 +5396,9 @@
           </w:p>
         </w:tc>
         <w:tc>
-          <w:tcPr/>
+          <w:tcPr>
+            <w:tcW w:w="3280" w:type="dxa"/>
+          </w:tcPr>
           <w:p>
             <w:pPr>
               <w:pStyle w:val="Compact"/>
@@ -4586,7 +5409,9 @@
           </w:p>
         </w:tc>
         <w:tc>
-          <w:tcPr/>
+          <w:tcPr>
+            <w:tcW w:w="3319" w:type="dxa"/>
+          </w:tcPr>
           <w:p>
             <w:pPr>
               <w:pStyle w:val="Compact"/>
@@ -4616,8 +5441,13 @@
         </w:tc>
       </w:tr>
       <w:tr>
-        <w:tc>
-          <w:tcPr/>
+        <w:trPr>
+          <w:cantSplit/>
+        </w:trPr>
+        <w:tc>
+          <w:tcPr>
+            <w:tcW w:w="3039" w:type="dxa"/>
+          </w:tcPr>
           <w:p>
             <w:pPr>
               <w:pStyle w:val="Compact"/>
@@ -4628,7 +5458,9 @@
           </w:p>
         </w:tc>
         <w:tc>
-          <w:tcPr/>
+          <w:tcPr>
+            <w:tcW w:w="3280" w:type="dxa"/>
+          </w:tcPr>
           <w:p>
             <w:pPr>
               <w:pStyle w:val="Compact"/>
@@ -4639,7 +5471,9 @@
           </w:p>
         </w:tc>
         <w:tc>
-          <w:tcPr/>
+          <w:tcPr>
+            <w:tcW w:w="3319" w:type="dxa"/>
+          </w:tcPr>
           <w:p>
             <w:pPr>
               <w:pStyle w:val="Compact"/>
@@ -4666,8 +5500,13 @@
         </w:tc>
       </w:tr>
       <w:tr>
-        <w:tc>
-          <w:tcPr/>
+        <w:trPr>
+          <w:cantSplit/>
+        </w:trPr>
+        <w:tc>
+          <w:tcPr>
+            <w:tcW w:w="3039" w:type="dxa"/>
+          </w:tcPr>
           <w:p>
             <w:pPr>
               <w:pStyle w:val="Compact"/>
@@ -4678,7 +5517,9 @@
           </w:p>
         </w:tc>
         <w:tc>
-          <w:tcPr/>
+          <w:tcPr>
+            <w:tcW w:w="3280" w:type="dxa"/>
+          </w:tcPr>
           <w:p>
             <w:pPr>
               <w:pStyle w:val="Compact"/>
@@ -4707,7 +5548,9 @@
           </w:p>
         </w:tc>
         <w:tc>
-          <w:tcPr/>
+          <w:tcPr>
+            <w:tcW w:w="3319" w:type="dxa"/>
+          </w:tcPr>
           <w:p>
             <w:pPr>
               <w:pStyle w:val="Compact"/>
@@ -4722,8 +5565,13 @@
         </w:tc>
       </w:tr>
       <w:tr>
-        <w:tc>
-          <w:tcPr/>
+        <w:trPr>
+          <w:cantSplit/>
+        </w:trPr>
+        <w:tc>
+          <w:tcPr>
+            <w:tcW w:w="3039" w:type="dxa"/>
+          </w:tcPr>
           <w:p>
             <w:pPr>
               <w:pStyle w:val="Compact"/>
@@ -4749,7 +5597,9 @@
           </w:p>
         </w:tc>
         <w:tc>
-          <w:tcPr/>
+          <w:tcPr>
+            <w:tcW w:w="3280" w:type="dxa"/>
+          </w:tcPr>
           <w:p>
             <w:pPr>
               <w:pStyle w:val="Compact"/>
@@ -4775,7 +5625,9 @@
           </w:p>
         </w:tc>
         <w:tc>
-          <w:tcPr/>
+          <w:tcPr>
+            <w:tcW w:w="3319" w:type="dxa"/>
+          </w:tcPr>
           <w:p>
             <w:pPr>
               <w:pStyle w:val="Compact"/>
@@ -4796,8 +5648,13 @@
         </w:tc>
       </w:tr>
       <w:tr>
-        <w:tc>
-          <w:tcPr/>
+        <w:trPr>
+          <w:cantSplit/>
+        </w:trPr>
+        <w:tc>
+          <w:tcPr>
+            <w:tcW w:w="3039" w:type="dxa"/>
+          </w:tcPr>
           <w:p>
             <w:pPr>
               <w:pStyle w:val="Compact"/>
@@ -4808,7 +5665,9 @@
           </w:p>
         </w:tc>
         <w:tc>
-          <w:tcPr/>
+          <w:tcPr>
+            <w:tcW w:w="3280" w:type="dxa"/>
+          </w:tcPr>
           <w:p>
             <w:pPr>
               <w:pStyle w:val="Compact"/>
@@ -4843,7 +5702,9 @@
           </w:p>
         </w:tc>
         <w:tc>
-          <w:tcPr/>
+          <w:tcPr>
+            <w:tcW w:w="3319" w:type="dxa"/>
+          </w:tcPr>
           <w:p>
             <w:pPr>
               <w:pStyle w:val="Compact"/>
@@ -4870,8 +5731,13 @@
         </w:tc>
       </w:tr>
       <w:tr>
-        <w:tc>
-          <w:tcPr/>
+        <w:trPr>
+          <w:cantSplit/>
+        </w:trPr>
+        <w:tc>
+          <w:tcPr>
+            <w:tcW w:w="3039" w:type="dxa"/>
+          </w:tcPr>
           <w:p>
             <w:pPr>
               <w:pStyle w:val="Compact"/>
@@ -4882,7 +5748,9 @@
           </w:p>
         </w:tc>
         <w:tc>
-          <w:tcPr/>
+          <w:tcPr>
+            <w:tcW w:w="3280" w:type="dxa"/>
+          </w:tcPr>
           <w:p>
             <w:pPr>
               <w:pStyle w:val="Compact"/>
@@ -4923,7 +5791,9 @@
           </w:p>
         </w:tc>
         <w:tc>
-          <w:tcPr/>
+          <w:tcPr>
+            <w:tcW w:w="3319" w:type="dxa"/>
+          </w:tcPr>
           <w:p>
             <w:pPr>
               <w:pStyle w:val="Compact"/>
@@ -4956,8 +5826,13 @@
         </w:tc>
       </w:tr>
       <w:tr>
-        <w:tc>
-          <w:tcPr/>
+        <w:trPr>
+          <w:cantSplit/>
+        </w:trPr>
+        <w:tc>
+          <w:tcPr>
+            <w:tcW w:w="3039" w:type="dxa"/>
+          </w:tcPr>
           <w:p>
             <w:pPr>
               <w:pStyle w:val="Compact"/>
@@ -4983,7 +5858,9 @@
           </w:p>
         </w:tc>
         <w:tc>
-          <w:tcPr/>
+          <w:tcPr>
+            <w:tcW w:w="3280" w:type="dxa"/>
+          </w:tcPr>
           <w:p>
             <w:pPr>
               <w:pStyle w:val="Compact"/>
@@ -5024,7 +5901,9 @@
           </w:p>
         </w:tc>
         <w:tc>
-          <w:tcPr/>
+          <w:tcPr>
+            <w:tcW w:w="3319" w:type="dxa"/>
+          </w:tcPr>
           <w:p>
             <w:pPr>
               <w:pStyle w:val="Compact"/>
@@ -5051,8 +5930,13 @@
         </w:tc>
       </w:tr>
       <w:tr>
-        <w:tc>
-          <w:tcPr/>
+        <w:trPr>
+          <w:cantSplit/>
+        </w:trPr>
+        <w:tc>
+          <w:tcPr>
+            <w:tcW w:w="3039" w:type="dxa"/>
+          </w:tcPr>
           <w:p>
             <w:pPr>
               <w:pStyle w:val="Compact"/>
@@ -5078,7 +5962,9 @@
           </w:p>
         </w:tc>
         <w:tc>
-          <w:tcPr/>
+          <w:tcPr>
+            <w:tcW w:w="3280" w:type="dxa"/>
+          </w:tcPr>
           <w:p>
             <w:pPr>
               <w:pStyle w:val="Compact"/>
@@ -5089,7 +5975,9 @@
           </w:p>
         </w:tc>
         <w:tc>
-          <w:tcPr/>
+          <w:tcPr>
+            <w:tcW w:w="3319" w:type="dxa"/>
+          </w:tcPr>
           <w:p>
             <w:pPr>
               <w:pStyle w:val="Compact"/>
@@ -5101,8 +5989,13 @@
         </w:tc>
       </w:tr>
       <w:tr>
-        <w:tc>
-          <w:tcPr/>
+        <w:trPr>
+          <w:cantSplit/>
+        </w:trPr>
+        <w:tc>
+          <w:tcPr>
+            <w:tcW w:w="3039" w:type="dxa"/>
+          </w:tcPr>
           <w:p>
             <w:pPr>
               <w:pStyle w:val="Compact"/>
@@ -5128,7 +6021,9 @@
           </w:p>
         </w:tc>
         <w:tc>
-          <w:tcPr/>
+          <w:tcPr>
+            <w:tcW w:w="3280" w:type="dxa"/>
+          </w:tcPr>
           <w:p>
             <w:pPr>
               <w:pStyle w:val="Compact"/>
@@ -5139,7 +6034,9 @@
           </w:p>
         </w:tc>
         <w:tc>
-          <w:tcPr/>
+          <w:tcPr>
+            <w:tcW w:w="3319" w:type="dxa"/>
+          </w:tcPr>
           <w:p>
             <w:pPr>
               <w:pStyle w:val="Compact"/>
@@ -5154,8 +6051,13 @@
         </w:tc>
       </w:tr>
       <w:tr>
-        <w:tc>
-          <w:tcPr/>
+        <w:trPr>
+          <w:cantSplit/>
+        </w:trPr>
+        <w:tc>
+          <w:tcPr>
+            <w:tcW w:w="3039" w:type="dxa"/>
+          </w:tcPr>
           <w:p>
             <w:pPr>
               <w:pStyle w:val="Compact"/>
@@ -5175,7 +6077,9 @@
           </w:p>
         </w:tc>
         <w:tc>
-          <w:tcPr/>
+          <w:tcPr>
+            <w:tcW w:w="3280" w:type="dxa"/>
+          </w:tcPr>
           <w:p>
             <w:pPr>
               <w:pStyle w:val="Compact"/>
@@ -5186,7 +6090,9 @@
           </w:p>
         </w:tc>
         <w:tc>
-          <w:tcPr/>
+          <w:tcPr>
+            <w:tcW w:w="3319" w:type="dxa"/>
+          </w:tcPr>
           <w:p>
             <w:pPr>
               <w:pStyle w:val="Compact"/>
